--- a/public/tours/domestic/east_and_west_india/itineraries/4 Days Goa Coastal Delight Getaway.docx
+++ b/public/tours/domestic/east_and_west_india/itineraries/4 Days Goa Coastal Delight Getaway.docx
@@ -1,6 +1,6 @@
 
 <file path=word/document.xml><?xml version="1.0" encoding="utf-8"?>
-<w:document xmlns:wpc="http://schemas.microsoft.com/office/word/2010/wordprocessingCanvas" xmlns:mc="http://schemas.openxmlformats.org/markup-compatibility/2006" xmlns:o="urn:schemas-microsoft-com:office:office" xmlns:r="http://schemas.openxmlformats.org/officeDocument/2006/relationships" xmlns:m="http://schemas.openxmlformats.org/officeDocument/2006/math" xmlns:v="urn:schemas-microsoft-com:vml" xmlns:wp14="http://schemas.microsoft.com/office/word/2010/wordprocessingDrawing" xmlns:wp="http://schemas.openxmlformats.org/drawingml/2006/wordprocessingDrawing" xmlns:w10="urn:schemas-microsoft-com:office:word" xmlns:w="http://schemas.openxmlformats.org/wordprocessingml/2006/main" xmlns:w14="http://schemas.microsoft.com/office/word/2010/wordml" xmlns:w15="http://schemas.microsoft.com/office/word/2012/wordml" xmlns:wpg="http://schemas.microsoft.com/office/word/2010/wordprocessingGroup" xmlns:wpi="http://schemas.microsoft.com/office/word/2010/wordprocessingInk" xmlns:wne="http://schemas.microsoft.com/office/word/2006/wordml" xmlns:wps="http://schemas.microsoft.com/office/word/2010/wordprocessingShape" mc:Ignorable="w14 w15 wp14">
+<w:document xmlns:wpc="http://schemas.microsoft.com/office/word/2010/wordprocessingCanvas" xmlns:cx="http://schemas.microsoft.com/office/drawing/2014/chartex" xmlns:cx1="http://schemas.microsoft.com/office/drawing/2015/9/8/chartex" xmlns:cx2="http://schemas.microsoft.com/office/drawing/2015/10/21/chartex" xmlns:cx3="http://schemas.microsoft.com/office/drawing/2016/5/9/chartex" xmlns:cx4="http://schemas.microsoft.com/office/drawing/2016/5/10/chartex" xmlns:cx5="http://schemas.microsoft.com/office/drawing/2016/5/11/chartex" xmlns:cx6="http://schemas.microsoft.com/office/drawing/2016/5/12/chartex" xmlns:cx7="http://schemas.microsoft.com/office/drawing/2016/5/13/chartex" xmlns:cx8="http://schemas.microsoft.com/office/drawing/2016/5/14/chartex" xmlns:mc="http://schemas.openxmlformats.org/markup-compatibility/2006" xmlns:aink="http://schemas.microsoft.com/office/drawing/2016/ink" xmlns:am3d="http://schemas.microsoft.com/office/drawing/2017/model3d" xmlns:o="urn:schemas-microsoft-com:office:office" xmlns:r="http://schemas.openxmlformats.org/officeDocument/2006/relationships" xmlns:m="http://schemas.openxmlformats.org/officeDocument/2006/math" xmlns:v="urn:schemas-microsoft-com:vml" xmlns:wp14="http://schemas.microsoft.com/office/word/2010/wordprocessingDrawing" xmlns:wp="http://schemas.openxmlformats.org/drawingml/2006/wordprocessingDrawing" xmlns:w10="urn:schemas-microsoft-com:office:word" xmlns:w="http://schemas.openxmlformats.org/wordprocessingml/2006/main" xmlns:w14="http://schemas.microsoft.com/office/word/2010/wordml" xmlns:w15="http://schemas.microsoft.com/office/word/2012/wordml" xmlns:w16cid="http://schemas.microsoft.com/office/word/2016/wordml/cid" xmlns:w16se="http://schemas.microsoft.com/office/word/2015/wordml/symex" xmlns:wpg="http://schemas.microsoft.com/office/word/2010/wordprocessingGroup" xmlns:wpi="http://schemas.microsoft.com/office/word/2010/wordprocessingInk" xmlns:wne="http://schemas.microsoft.com/office/word/2006/wordml" xmlns:wps="http://schemas.microsoft.com/office/word/2010/wordprocessingShape" mc:Ignorable="w14 w15 w16se w16cid wp14">
   <w:body>
     <w:p>
       <w:pPr>
@@ -100,336 +100,319 @@
       <w:pPr>
         <w:rPr>
           <w:rFonts w:ascii="Arial" w:hAnsi="Arial" w:cs="Arial"/>
-          <w:sz w:val="24"/>
-          <w:lang w:val="en-IN"/>
-        </w:rPr>
-      </w:pPr>
-      <w:r>
-        <w:rPr>
-          <w:rFonts w:ascii="Arial" w:hAnsi="Arial" w:cs="Arial"/>
-          <w:sz w:val="24"/>
-          <w:lang w:val="en-IN"/>
-        </w:rPr>
-        <w:pict w14:anchorId="4B659BB7">
-          <v:rect id="_x0000_i1026" style="width:0;height:1.5pt" o:hralign="center" o:hrstd="t" o:hr="t" fillcolor="#a0a0a0" stroked="f"/>
-        </w:pict>
-      </w:r>
-    </w:p>
-    <w:p>
-      <w:pPr>
-        <w:pStyle w:val="Heading3"/>
-        <w:rPr>
-          <w:rFonts w:ascii="Arial" w:hAnsi="Arial" w:cs="Arial"/>
-          <w:sz w:val="28"/>
-        </w:rPr>
-      </w:pPr>
-      <w:r>
-        <w:rPr>
-          <w:rFonts w:ascii="Arial" w:eastAsia="Arial MT" w:hAnsi="Arial" w:cs="Arial"/>
           <w:b/>
           <w:bCs/>
-          <w:color w:val="auto"/>
-          <w:szCs w:val="22"/>
-          <w:lang w:val="en-IN"/>
+          <w:lang w:val="en-IN"/>
+        </w:rPr>
+      </w:pPr>
+    </w:p>
+    <w:p>
+      <w:pPr>
+        <w:rPr>
+          <w:rFonts w:ascii="Arial" w:hAnsi="Arial" w:cs="Arial"/>
+          <w:b/>
+          <w:bCs/>
+          <w:lang w:val="en-IN"/>
+        </w:rPr>
+      </w:pPr>
+    </w:p>
+    <w:p>
+      <w:pPr>
+        <w:rPr>
+          <w:rFonts w:ascii="Arial" w:hAnsi="Arial" w:cs="Arial"/>
+          <w:b/>
+          <w:bCs/>
+          <w:lang w:val="en-IN"/>
+        </w:rPr>
+      </w:pPr>
+      <w:bookmarkStart w:id="0" w:name="_GoBack"/>
+      <w:r>
+        <w:rPr>
+          <w:rStyle w:val="Strong"/>
         </w:rPr>
         <w:t>Tour Highlights</w:t>
       </w:r>
-      <w:r>
-        <w:rPr>
-          <w:rFonts w:eastAsia="Arial MT"/>
-          <w:color w:val="auto"/>
-          <w:szCs w:val="22"/>
-          <w:lang w:val="en-IN"/>
-        </w:rPr>
-        <w:br/>
-      </w:r>
-      <w:r>
+    </w:p>
+    <w:bookmarkEnd w:id="0"/>
+    <w:p>
+      <w:pPr>
+        <w:rPr>
+          <w:rFonts w:ascii="Arial" w:hAnsi="Arial" w:cs="Arial"/>
+          <w:b/>
+          <w:bCs/>
+          <w:lang w:val="en-IN"/>
+        </w:rPr>
+      </w:pPr>
+    </w:p>
+    <w:p>
+      <w:pPr>
+        <w:rPr>
+          <w:rFonts w:ascii="Arial" w:hAnsi="Arial" w:cs="Arial"/>
+          <w:b/>
+          <w:bCs/>
+          <w:lang w:val="en-IN"/>
+        </w:rPr>
+      </w:pPr>
+    </w:p>
+    <w:p>
+      <w:pPr>
+        <w:pStyle w:val="ListParagraph"/>
+        <w:numPr>
+          <w:ilvl w:val="0"/>
+          <w:numId w:val="5"/>
+        </w:numPr>
+        <w:rPr>
+          <w:rFonts w:ascii="Arial" w:hAnsi="Arial" w:cs="Arial"/>
+          <w:sz w:val="24"/>
+          <w:lang w:val="en-IN"/>
+        </w:rPr>
+      </w:pPr>
+      <w:r>
+        <w:rPr>
+          <w:rFonts w:ascii="Arial" w:hAnsi="Arial" w:cs="Arial"/>
+          <w:lang w:val="en-IN"/>
+        </w:rPr>
+        <w:t xml:space="preserve">Explore heritage sites like </w:t>
+      </w:r>
+      <w:r>
+        <w:rPr>
+          <w:lang w:val="en-IN"/>
+        </w:rPr>
+        <w:t>Basilica of Bom Jesus</w:t>
+      </w:r>
+      <w:r>
+        <w:rPr>
+          <w:rFonts w:ascii="Arial" w:hAnsi="Arial" w:cs="Arial"/>
+          <w:lang w:val="en-IN"/>
+        </w:rPr>
+        <w:t xml:space="preserve"> and </w:t>
+      </w:r>
+      <w:proofErr w:type="spellStart"/>
+      <w:r>
+        <w:rPr>
+          <w:lang w:val="en-IN"/>
+        </w:rPr>
+        <w:t>Mangueshi</w:t>
+      </w:r>
+      <w:proofErr w:type="spellEnd"/>
+      <w:r>
+        <w:rPr>
+          <w:lang w:val="en-IN"/>
+        </w:rPr>
+        <w:t xml:space="preserve"> Temple</w:t>
+      </w:r>
+    </w:p>
+    <w:p>
+      <w:pPr>
+        <w:pStyle w:val="BodyText"/>
+        <w:numPr>
+          <w:ilvl w:val="0"/>
+          <w:numId w:val="5"/>
+        </w:numPr>
+        <w:rPr>
+          <w:lang w:val="en-IN"/>
+        </w:rPr>
+      </w:pPr>
+      <w:r>
+        <w:rPr>
+          <w:rFonts w:ascii="Arial" w:hAnsi="Arial" w:cs="Arial"/>
+          <w:lang w:val="en-IN"/>
+        </w:rPr>
+        <w:t xml:space="preserve">Visit scenic coastal spots including </w:t>
+      </w:r>
+      <w:r>
+        <w:rPr>
+          <w:lang w:val="en-IN"/>
+        </w:rPr>
+        <w:t>Dona Paula</w:t>
+      </w:r>
+      <w:r>
+        <w:rPr>
+          <w:rFonts w:ascii="Arial" w:hAnsi="Arial" w:cs="Arial"/>
+          <w:lang w:val="en-IN"/>
+        </w:rPr>
+        <w:t xml:space="preserve"> and </w:t>
+      </w:r>
+      <w:r>
+        <w:rPr>
+          <w:lang w:val="en-IN"/>
+        </w:rPr>
+        <w:t>Miramar Beach</w:t>
+      </w:r>
+    </w:p>
+    <w:p>
+      <w:pPr>
+        <w:pStyle w:val="BodyText"/>
+        <w:numPr>
+          <w:ilvl w:val="0"/>
+          <w:numId w:val="5"/>
+        </w:numPr>
+        <w:rPr>
+          <w:lang w:val="en-IN"/>
+        </w:rPr>
+      </w:pPr>
+      <w:r>
+        <w:rPr>
+          <w:rFonts w:ascii="Arial" w:hAnsi="Arial" w:cs="Arial"/>
+          <w:lang w:val="en-IN"/>
+        </w:rPr>
+        <w:t xml:space="preserve">Enjoy an evening cultural experience with </w:t>
+      </w:r>
+      <w:proofErr w:type="spellStart"/>
+      <w:r>
+        <w:rPr>
+          <w:lang w:val="en-IN"/>
+        </w:rPr>
+        <w:t>Mandovi</w:t>
+      </w:r>
+      <w:proofErr w:type="spellEnd"/>
+      <w:r>
+        <w:rPr>
+          <w:lang w:val="en-IN"/>
+        </w:rPr>
+        <w:t xml:space="preserve"> River cruise</w:t>
+      </w:r>
+    </w:p>
+    <w:p>
+      <w:pPr>
+        <w:pStyle w:val="BodyText"/>
+        <w:numPr>
+          <w:ilvl w:val="0"/>
+          <w:numId w:val="5"/>
+        </w:numPr>
+        <w:rPr>
+          <w:rFonts w:ascii="Arial" w:hAnsi="Arial" w:cs="Arial"/>
+          <w:lang w:val="en-IN"/>
+        </w:rPr>
+      </w:pPr>
+      <w:r>
+        <w:rPr>
+          <w:rFonts w:ascii="Arial" w:hAnsi="Arial" w:cs="Arial"/>
+          <w:lang w:val="en-IN"/>
+        </w:rPr>
+        <w:t xml:space="preserve">Discover vibrant North Goa beaches like </w:t>
+      </w:r>
+      <w:proofErr w:type="spellStart"/>
+      <w:r>
+        <w:rPr>
+          <w:rFonts w:ascii="Arial" w:hAnsi="Arial" w:cs="Arial"/>
+          <w:lang w:val="en-IN"/>
+        </w:rPr>
+        <w:t>Baga</w:t>
+      </w:r>
+      <w:proofErr w:type="spellEnd"/>
+      <w:r>
+        <w:rPr>
+          <w:rFonts w:ascii="Arial" w:hAnsi="Arial" w:cs="Arial"/>
+          <w:lang w:val="en-IN"/>
+        </w:rPr>
+        <w:t xml:space="preserve">, Calangute, </w:t>
+      </w:r>
+      <w:proofErr w:type="spellStart"/>
+      <w:r>
+        <w:rPr>
+          <w:rFonts w:ascii="Arial" w:hAnsi="Arial" w:cs="Arial"/>
+          <w:lang w:val="en-IN"/>
+        </w:rPr>
+        <w:t>Anjuna</w:t>
+      </w:r>
+      <w:proofErr w:type="spellEnd"/>
+      <w:r>
+        <w:rPr>
+          <w:rFonts w:ascii="Arial" w:hAnsi="Arial" w:cs="Arial"/>
+          <w:lang w:val="en-IN"/>
+        </w:rPr>
+        <w:t xml:space="preserve">, and </w:t>
+      </w:r>
+      <w:proofErr w:type="spellStart"/>
+      <w:r>
+        <w:rPr>
+          <w:rFonts w:ascii="Arial" w:hAnsi="Arial" w:cs="Arial"/>
+          <w:lang w:val="en-IN"/>
+        </w:rPr>
+        <w:t>Vagator</w:t>
+      </w:r>
+      <w:proofErr w:type="spellEnd"/>
+    </w:p>
+    <w:p>
+      <w:pPr>
+        <w:pStyle w:val="BodyText"/>
+        <w:numPr>
+          <w:ilvl w:val="0"/>
+          <w:numId w:val="5"/>
+        </w:numPr>
+        <w:rPr>
+          <w:rFonts w:ascii="Arial" w:hAnsi="Arial" w:cs="Arial"/>
+          <w:lang w:val="en-IN"/>
+        </w:rPr>
+      </w:pPr>
+      <w:r>
+        <w:rPr>
+          <w:rFonts w:ascii="Arial" w:hAnsi="Arial" w:cs="Arial"/>
+          <w:lang w:val="en-IN"/>
+        </w:rPr>
+        <w:t xml:space="preserve">Visit the historic </w:t>
+      </w:r>
+      <w:r>
+        <w:rPr>
+          <w:lang w:val="en-IN"/>
+        </w:rPr>
+        <w:t xml:space="preserve">Fort </w:t>
+      </w:r>
+      <w:proofErr w:type="spellStart"/>
+      <w:r>
+        <w:rPr>
+          <w:lang w:val="en-IN"/>
+        </w:rPr>
+        <w:t>Aguada</w:t>
+      </w:r>
+      <w:proofErr w:type="spellEnd"/>
+      <w:r>
+        <w:rPr>
+          <w:rFonts w:ascii="Arial" w:hAnsi="Arial" w:cs="Arial"/>
+          <w:lang w:val="en-IN"/>
+        </w:rPr>
+        <w:t xml:space="preserve"> with panoramic sea views</w:t>
+      </w:r>
+    </w:p>
+    <w:p>
+      <w:pPr>
+        <w:pStyle w:val="BodyText"/>
+        <w:numPr>
+          <w:ilvl w:val="0"/>
+          <w:numId w:val="5"/>
+        </w:numPr>
+        <w:rPr>
+          <w:rFonts w:ascii="Arial" w:hAnsi="Arial" w:cs="Arial"/>
+          <w:lang w:val="en-IN"/>
+        </w:rPr>
+      </w:pPr>
+      <w:r>
+        <w:rPr>
+          <w:rFonts w:ascii="Arial" w:hAnsi="Arial" w:cs="Arial"/>
+          <w:lang w:val="en-IN"/>
+        </w:rPr>
+        <w:t>Experience a perfect mix of relaxation, sightseeing, and beach activities</w:t>
+      </w:r>
+    </w:p>
+    <w:p>
+      <w:pPr>
+        <w:pStyle w:val="BodyText"/>
+        <w:numPr>
+          <w:ilvl w:val="0"/>
+          <w:numId w:val="5"/>
+        </w:numPr>
         <w:rPr>
           <w:rFonts w:ascii="Arial" w:hAnsi="Arial" w:cs="Arial"/>
           <w:sz w:val="28"/>
         </w:rPr>
-        <w:br/>
-      </w:r>
-      <w:r>
-        <w:rPr>
-          <w:rFonts w:ascii="Arial" w:hAnsi="Arial" w:cs="Arial"/>
-          <w:sz w:val="28"/>
-        </w:rPr>
-        <w:t xml:space="preserve">• </w:t>
-      </w:r>
-      <w:r>
-        <w:rPr>
-          <w:rFonts w:ascii="Arial" w:eastAsia="Arial MT" w:hAnsi="Arial" w:cs="Arial"/>
-          <w:color w:val="auto"/>
-          <w:szCs w:val="22"/>
-          <w:lang w:val="en-IN"/>
-        </w:rPr>
-        <w:t xml:space="preserve">Explore heritage sites like </w:t>
-      </w:r>
-      <w:r>
-        <w:rPr>
-          <w:rFonts w:eastAsia="Arial MT"/>
-          <w:color w:val="auto"/>
-          <w:szCs w:val="22"/>
-          <w:lang w:val="en-IN"/>
-        </w:rPr>
-        <w:t xml:space="preserve">Basilica of </w:t>
-      </w:r>
-      <w:proofErr w:type="spellStart"/>
-      <w:r>
-        <w:rPr>
-          <w:rFonts w:eastAsia="Arial MT"/>
-          <w:color w:val="auto"/>
-          <w:szCs w:val="22"/>
-          <w:lang w:val="en-IN"/>
-        </w:rPr>
-        <w:t>Bom</w:t>
-      </w:r>
-      <w:proofErr w:type="spellEnd"/>
-      <w:r>
-        <w:rPr>
-          <w:rFonts w:eastAsia="Arial MT"/>
-          <w:color w:val="auto"/>
-          <w:szCs w:val="22"/>
-          <w:lang w:val="en-IN"/>
-        </w:rPr>
-        <w:t xml:space="preserve"> Jesus</w:t>
-      </w:r>
-      <w:r>
-        <w:rPr>
-          <w:rFonts w:ascii="Arial" w:eastAsia="Arial MT" w:hAnsi="Arial" w:cs="Arial"/>
-          <w:color w:val="auto"/>
-          <w:szCs w:val="22"/>
-          <w:lang w:val="en-IN"/>
-        </w:rPr>
-        <w:t xml:space="preserve"> and </w:t>
-      </w:r>
-      <w:proofErr w:type="spellStart"/>
-      <w:r>
-        <w:rPr>
-          <w:rFonts w:eastAsia="Arial MT"/>
-          <w:color w:val="auto"/>
-          <w:szCs w:val="22"/>
-          <w:lang w:val="en-IN"/>
-        </w:rPr>
-        <w:t>Mangueshi</w:t>
-      </w:r>
-      <w:proofErr w:type="spellEnd"/>
-      <w:r>
-        <w:rPr>
-          <w:rFonts w:eastAsia="Arial MT"/>
-          <w:color w:val="auto"/>
-          <w:szCs w:val="22"/>
-          <w:lang w:val="en-IN"/>
-        </w:rPr>
-        <w:t xml:space="preserve"> Temple</w:t>
-      </w:r>
-      <w:r>
-        <w:rPr>
-          <w:rFonts w:ascii="Arial" w:eastAsia="Arial MT" w:hAnsi="Arial" w:cs="Arial"/>
-          <w:color w:val="auto"/>
-          <w:szCs w:val="22"/>
-          <w:lang w:val="en-IN"/>
-        </w:rPr>
-        <w:br/>
-        <w:t xml:space="preserve">• Visit scenic coastal spots including </w:t>
-      </w:r>
-      <w:r>
-        <w:rPr>
-          <w:rFonts w:eastAsia="Arial MT"/>
-          <w:color w:val="auto"/>
-          <w:szCs w:val="22"/>
-          <w:lang w:val="en-IN"/>
-        </w:rPr>
-        <w:t>Dona Paula</w:t>
-      </w:r>
-      <w:r>
-        <w:rPr>
-          <w:rFonts w:ascii="Arial" w:eastAsia="Arial MT" w:hAnsi="Arial" w:cs="Arial"/>
-          <w:color w:val="auto"/>
-          <w:szCs w:val="22"/>
-          <w:lang w:val="en-IN"/>
-        </w:rPr>
-        <w:t xml:space="preserve"> and </w:t>
-      </w:r>
-      <w:r>
-        <w:rPr>
-          <w:rFonts w:eastAsia="Arial MT"/>
-          <w:color w:val="auto"/>
-          <w:szCs w:val="22"/>
-          <w:lang w:val="en-IN"/>
-        </w:rPr>
-        <w:t>Miramar Beach</w:t>
-      </w:r>
-      <w:r>
-        <w:rPr>
-          <w:rFonts w:ascii="Arial" w:eastAsia="Arial MT" w:hAnsi="Arial" w:cs="Arial"/>
-          <w:color w:val="auto"/>
-          <w:szCs w:val="22"/>
-          <w:lang w:val="en-IN"/>
-        </w:rPr>
-        <w:br/>
-        <w:t xml:space="preserve">• Enjoy an evening cultural experience with </w:t>
-      </w:r>
-      <w:proofErr w:type="spellStart"/>
-      <w:r>
-        <w:rPr>
-          <w:rFonts w:eastAsia="Arial MT"/>
-          <w:color w:val="auto"/>
-          <w:szCs w:val="22"/>
-          <w:lang w:val="en-IN"/>
-        </w:rPr>
-        <w:t>Mandovi</w:t>
-      </w:r>
-      <w:proofErr w:type="spellEnd"/>
-      <w:r>
-        <w:rPr>
-          <w:rFonts w:eastAsia="Arial MT"/>
-          <w:color w:val="auto"/>
-          <w:szCs w:val="22"/>
-          <w:lang w:val="en-IN"/>
-        </w:rPr>
-        <w:t xml:space="preserve"> River cruise</w:t>
-      </w:r>
-      <w:r>
-        <w:rPr>
-          <w:rFonts w:ascii="Arial" w:eastAsia="Arial MT" w:hAnsi="Arial" w:cs="Arial"/>
-          <w:color w:val="auto"/>
-          <w:szCs w:val="22"/>
-          <w:lang w:val="en-IN"/>
-        </w:rPr>
-        <w:br/>
-        <w:t xml:space="preserve">• Discover vibrant North Goa beaches like </w:t>
-      </w:r>
-      <w:proofErr w:type="spellStart"/>
-      <w:r>
-        <w:rPr>
-          <w:rFonts w:ascii="Arial" w:eastAsia="Arial MT" w:hAnsi="Arial" w:cs="Arial"/>
-          <w:color w:val="auto"/>
-          <w:szCs w:val="22"/>
-          <w:lang w:val="en-IN"/>
-        </w:rPr>
-        <w:t>Baga</w:t>
-      </w:r>
-      <w:proofErr w:type="spellEnd"/>
-      <w:r>
-        <w:rPr>
-          <w:rFonts w:ascii="Arial" w:eastAsia="Arial MT" w:hAnsi="Arial" w:cs="Arial"/>
-          <w:color w:val="auto"/>
-          <w:szCs w:val="22"/>
-          <w:lang w:val="en-IN"/>
-        </w:rPr>
-        <w:t xml:space="preserve">, </w:t>
-      </w:r>
-      <w:proofErr w:type="spellStart"/>
-      <w:r>
-        <w:rPr>
-          <w:rFonts w:ascii="Arial" w:eastAsia="Arial MT" w:hAnsi="Arial" w:cs="Arial"/>
-          <w:color w:val="auto"/>
-          <w:szCs w:val="22"/>
-          <w:lang w:val="en-IN"/>
-        </w:rPr>
-        <w:t>Calangute</w:t>
-      </w:r>
-      <w:proofErr w:type="spellEnd"/>
-      <w:r>
-        <w:rPr>
-          <w:rFonts w:ascii="Arial" w:eastAsia="Arial MT" w:hAnsi="Arial" w:cs="Arial"/>
-          <w:color w:val="auto"/>
-          <w:szCs w:val="22"/>
-          <w:lang w:val="en-IN"/>
-        </w:rPr>
-        <w:t xml:space="preserve">, </w:t>
-      </w:r>
-      <w:proofErr w:type="spellStart"/>
-      <w:r>
-        <w:rPr>
-          <w:rFonts w:ascii="Arial" w:eastAsia="Arial MT" w:hAnsi="Arial" w:cs="Arial"/>
-          <w:color w:val="auto"/>
-          <w:szCs w:val="22"/>
-          <w:lang w:val="en-IN"/>
-        </w:rPr>
-        <w:t>Anjuna</w:t>
-      </w:r>
-      <w:proofErr w:type="spellEnd"/>
-      <w:r>
-        <w:rPr>
-          <w:rFonts w:ascii="Arial" w:eastAsia="Arial MT" w:hAnsi="Arial" w:cs="Arial"/>
-          <w:color w:val="auto"/>
-          <w:szCs w:val="22"/>
-          <w:lang w:val="en-IN"/>
-        </w:rPr>
-        <w:t xml:space="preserve">, and </w:t>
-      </w:r>
-      <w:proofErr w:type="spellStart"/>
-      <w:r>
-        <w:rPr>
-          <w:rFonts w:ascii="Arial" w:eastAsia="Arial MT" w:hAnsi="Arial" w:cs="Arial"/>
-          <w:color w:val="auto"/>
-          <w:szCs w:val="22"/>
-          <w:lang w:val="en-IN"/>
-        </w:rPr>
-        <w:t>Vagator</w:t>
-      </w:r>
-      <w:proofErr w:type="spellEnd"/>
-      <w:r>
-        <w:rPr>
-          <w:rFonts w:ascii="Arial" w:eastAsia="Arial MT" w:hAnsi="Arial" w:cs="Arial"/>
-          <w:color w:val="auto"/>
-          <w:szCs w:val="22"/>
-          <w:lang w:val="en-IN"/>
-        </w:rPr>
-        <w:br/>
-        <w:t xml:space="preserve">• Visit the historic </w:t>
-      </w:r>
-      <w:r>
-        <w:rPr>
-          <w:rFonts w:eastAsia="Arial MT"/>
-          <w:color w:val="auto"/>
-          <w:szCs w:val="22"/>
-          <w:lang w:val="en-IN"/>
-        </w:rPr>
-        <w:t xml:space="preserve">Fort </w:t>
-      </w:r>
-      <w:proofErr w:type="spellStart"/>
-      <w:r>
-        <w:rPr>
-          <w:rFonts w:eastAsia="Arial MT"/>
-          <w:color w:val="auto"/>
-          <w:szCs w:val="22"/>
-          <w:lang w:val="en-IN"/>
-        </w:rPr>
-        <w:t>Aguada</w:t>
-      </w:r>
-      <w:proofErr w:type="spellEnd"/>
-      <w:r>
-        <w:rPr>
-          <w:rFonts w:ascii="Arial" w:eastAsia="Arial MT" w:hAnsi="Arial" w:cs="Arial"/>
-          <w:color w:val="auto"/>
-          <w:szCs w:val="22"/>
-          <w:lang w:val="en-IN"/>
-        </w:rPr>
-        <w:t xml:space="preserve"> with panoramic sea views</w:t>
-      </w:r>
-      <w:r>
-        <w:rPr>
-          <w:rFonts w:ascii="Arial" w:eastAsia="Arial MT" w:hAnsi="Arial" w:cs="Arial"/>
-          <w:color w:val="auto"/>
-          <w:szCs w:val="22"/>
-          <w:lang w:val="en-IN"/>
-        </w:rPr>
-        <w:br/>
-        <w:t>• Experience a perfect mix of relaxation, sightseeing, and beach activities</w:t>
-      </w:r>
-      <w:r>
-        <w:rPr>
-          <w:rFonts w:ascii="Arial" w:eastAsia="Arial MT" w:hAnsi="Arial" w:cs="Arial"/>
-          <w:color w:val="auto"/>
-          <w:szCs w:val="22"/>
-          <w:lang w:val="en-IN"/>
-        </w:rPr>
-        <w:br/>
-        <w:t>• Comfortable stay with guided tours and seamless transfers</w:t>
+      </w:pPr>
+      <w:r>
+        <w:rPr>
+          <w:rFonts w:ascii="Arial" w:hAnsi="Arial" w:cs="Arial"/>
+          <w:lang w:val="en-IN"/>
+        </w:rPr>
+        <w:t>Comfortable stay with guided tours and seamless transfers</w:t>
       </w:r>
     </w:p>
     <w:p>
@@ -484,8 +467,6 @@
         </w:rPr>
         <w:t>Bells Beach Resort</w:t>
       </w:r>
-      <w:bookmarkStart w:id="0" w:name="_GoBack"/>
-      <w:bookmarkEnd w:id="0"/>
     </w:p>
     <w:p>
       <w:pPr>
@@ -588,25 +569,7 @@
           <w:lang w:val="en-IN"/>
         </w:rPr>
         <w:br/>
-        <w:t xml:space="preserve">After breakfast, proceed for South Goa sightseeing covering Old Goa Churches (Basilica of </w:t>
-      </w:r>
-      <w:proofErr w:type="spellStart"/>
-      <w:r>
-        <w:rPr>
-          <w:rFonts w:ascii="Arial" w:hAnsi="Arial" w:cs="Arial"/>
-          <w:sz w:val="24"/>
-          <w:lang w:val="en-IN"/>
-        </w:rPr>
-        <w:t>Bom</w:t>
-      </w:r>
-      <w:proofErr w:type="spellEnd"/>
-      <w:r>
-        <w:rPr>
-          <w:rFonts w:ascii="Arial" w:hAnsi="Arial" w:cs="Arial"/>
-          <w:sz w:val="24"/>
-          <w:lang w:val="en-IN"/>
-        </w:rPr>
-        <w:t xml:space="preserve"> Jesus), </w:t>
+        <w:t xml:space="preserve">After breakfast, proceed for South Goa sightseeing covering Old Goa Churches (Basilica of Bom Jesus), </w:t>
       </w:r>
       <w:proofErr w:type="spellStart"/>
       <w:r>
@@ -768,25 +731,7 @@
           <w:sz w:val="24"/>
           <w:lang w:val="en-IN"/>
         </w:rPr>
-        <w:t xml:space="preserve">, </w:t>
-      </w:r>
-      <w:proofErr w:type="spellStart"/>
-      <w:r>
-        <w:rPr>
-          <w:rFonts w:ascii="Arial" w:hAnsi="Arial" w:cs="Arial"/>
-          <w:sz w:val="24"/>
-          <w:lang w:val="en-IN"/>
-        </w:rPr>
-        <w:t>Calangute</w:t>
-      </w:r>
-      <w:proofErr w:type="spellEnd"/>
-      <w:r>
-        <w:rPr>
-          <w:rFonts w:ascii="Arial" w:hAnsi="Arial" w:cs="Arial"/>
-          <w:sz w:val="24"/>
-          <w:lang w:val="en-IN"/>
-        </w:rPr>
-        <w:t xml:space="preserve"> Beach, and </w:t>
+        <w:t xml:space="preserve">, Calangute Beach, and </w:t>
       </w:r>
       <w:proofErr w:type="spellStart"/>
       <w:r>
@@ -925,7 +870,6 @@
         <w:t>pax</w:t>
       </w:r>
       <w:proofErr w:type="spellEnd"/>
-      <w:proofErr w:type="gramStart"/>
       <w:r>
         <w:rPr>
           <w:rFonts w:ascii="Arial" w:hAnsi="Arial" w:cs="Arial"/>
@@ -934,7 +878,6 @@
         </w:rPr>
         <w:t>)</w:t>
       </w:r>
-      <w:proofErr w:type="gramEnd"/>
       <w:r>
         <w:rPr>
           <w:rFonts w:ascii="Arial" w:hAnsi="Arial" w:cs="Arial"/>
@@ -1044,6 +987,14 @@
           <w:lang w:val="en-IN"/>
         </w:rPr>
         <w:br/>
+      </w:r>
+      <w:r>
+        <w:rPr>
+          <w:rFonts w:ascii="Arial" w:hAnsi="Arial" w:cs="Arial"/>
+          <w:sz w:val="24"/>
+          <w:lang w:val="en-IN"/>
+        </w:rPr>
+        <w:lastRenderedPageBreak/>
         <w:t>• 03 Breakfast &amp; 03 Dinner</w:t>
       </w:r>
       <w:r>
@@ -1053,26 +1004,8 @@
           <w:lang w:val="en-IN"/>
         </w:rPr>
         <w:br/>
-      </w:r>
-      <w:r>
-        <w:rPr>
-          <w:rFonts w:ascii="Arial" w:hAnsi="Arial" w:cs="Arial"/>
-          <w:sz w:val="24"/>
-          <w:lang w:val="en-IN"/>
-        </w:rPr>
-        <w:lastRenderedPageBreak/>
-        <w:t>• North Goa &amp; South Goa sightseeing (10:00 AM – 06:00 PM</w:t>
-      </w:r>
-      <w:proofErr w:type="gramStart"/>
-      <w:r>
-        <w:rPr>
-          <w:rFonts w:ascii="Arial" w:hAnsi="Arial" w:cs="Arial"/>
-          <w:sz w:val="24"/>
-          <w:lang w:val="en-IN"/>
-        </w:rPr>
-        <w:t>)</w:t>
-      </w:r>
-      <w:proofErr w:type="gramEnd"/>
+        <w:t>• North Goa &amp; South Goa sightseeing (10:00 AM – 06:00 PM)</w:t>
+      </w:r>
       <w:r>
         <w:rPr>
           <w:rFonts w:ascii="Arial" w:hAnsi="Arial" w:cs="Arial"/>
@@ -1191,25 +1124,7 @@
           <w:lang w:val="en-IN"/>
         </w:rPr>
         <w:br/>
-        <w:t xml:space="preserve">• </w:t>
-      </w:r>
-      <w:proofErr w:type="gramStart"/>
-      <w:r>
-        <w:rPr>
-          <w:rFonts w:ascii="Arial" w:hAnsi="Arial" w:cs="Arial"/>
-          <w:sz w:val="24"/>
-          <w:lang w:val="en-IN"/>
-        </w:rPr>
-        <w:t>Anything</w:t>
-      </w:r>
-      <w:proofErr w:type="gramEnd"/>
-      <w:r>
-        <w:rPr>
-          <w:rFonts w:ascii="Arial" w:hAnsi="Arial" w:cs="Arial"/>
-          <w:sz w:val="24"/>
-          <w:lang w:val="en-IN"/>
-        </w:rPr>
-        <w:t xml:space="preserve"> not mentioned in inclusions</w:t>
+        <w:t>• Anything not mentioned in inclusions</w:t>
       </w:r>
     </w:p>
     <w:p>
@@ -1235,7 +1150,7 @@
 </file>
 
 <file path=word/endnotes.xml><?xml version="1.0" encoding="utf-8"?>
-<w:endnotes xmlns:wpc="http://schemas.microsoft.com/office/word/2010/wordprocessingCanvas" xmlns:mc="http://schemas.openxmlformats.org/markup-compatibility/2006" xmlns:o="urn:schemas-microsoft-com:office:office" xmlns:r="http://schemas.openxmlformats.org/officeDocument/2006/relationships" xmlns:m="http://schemas.openxmlformats.org/officeDocument/2006/math" xmlns:v="urn:schemas-microsoft-com:vml" xmlns:wp14="http://schemas.microsoft.com/office/word/2010/wordprocessingDrawing" xmlns:wp="http://schemas.openxmlformats.org/drawingml/2006/wordprocessingDrawing" xmlns:w10="urn:schemas-microsoft-com:office:word" xmlns:w="http://schemas.openxmlformats.org/wordprocessingml/2006/main" xmlns:w14="http://schemas.microsoft.com/office/word/2010/wordml" xmlns:w15="http://schemas.microsoft.com/office/word/2012/wordml" xmlns:wpg="http://schemas.microsoft.com/office/word/2010/wordprocessingGroup" xmlns:wpi="http://schemas.microsoft.com/office/word/2010/wordprocessingInk" xmlns:wne="http://schemas.microsoft.com/office/word/2006/wordml" xmlns:wps="http://schemas.microsoft.com/office/word/2010/wordprocessingShape" mc:Ignorable="w14 w15 wp14">
+<w:endnotes xmlns:wpc="http://schemas.microsoft.com/office/word/2010/wordprocessingCanvas" xmlns:cx="http://schemas.microsoft.com/office/drawing/2014/chartex" xmlns:cx1="http://schemas.microsoft.com/office/drawing/2015/9/8/chartex" xmlns:cx2="http://schemas.microsoft.com/office/drawing/2015/10/21/chartex" xmlns:cx3="http://schemas.microsoft.com/office/drawing/2016/5/9/chartex" xmlns:cx4="http://schemas.microsoft.com/office/drawing/2016/5/10/chartex" xmlns:cx5="http://schemas.microsoft.com/office/drawing/2016/5/11/chartex" xmlns:cx6="http://schemas.microsoft.com/office/drawing/2016/5/12/chartex" xmlns:cx7="http://schemas.microsoft.com/office/drawing/2016/5/13/chartex" xmlns:cx8="http://schemas.microsoft.com/office/drawing/2016/5/14/chartex" xmlns:mc="http://schemas.openxmlformats.org/markup-compatibility/2006" xmlns:aink="http://schemas.microsoft.com/office/drawing/2016/ink" xmlns:am3d="http://schemas.microsoft.com/office/drawing/2017/model3d" xmlns:o="urn:schemas-microsoft-com:office:office" xmlns:r="http://schemas.openxmlformats.org/officeDocument/2006/relationships" xmlns:m="http://schemas.openxmlformats.org/officeDocument/2006/math" xmlns:v="urn:schemas-microsoft-com:vml" xmlns:wp14="http://schemas.microsoft.com/office/word/2010/wordprocessingDrawing" xmlns:wp="http://schemas.openxmlformats.org/drawingml/2006/wordprocessingDrawing" xmlns:w10="urn:schemas-microsoft-com:office:word" xmlns:w="http://schemas.openxmlformats.org/wordprocessingml/2006/main" xmlns:w14="http://schemas.microsoft.com/office/word/2010/wordml" xmlns:w15="http://schemas.microsoft.com/office/word/2012/wordml" xmlns:w16cid="http://schemas.microsoft.com/office/word/2016/wordml/cid" xmlns:w16se="http://schemas.microsoft.com/office/word/2015/wordml/symex" xmlns:wpg="http://schemas.microsoft.com/office/word/2010/wordprocessingGroup" xmlns:wpi="http://schemas.microsoft.com/office/word/2010/wordprocessingInk" xmlns:wne="http://schemas.microsoft.com/office/word/2006/wordml" xmlns:wps="http://schemas.microsoft.com/office/word/2010/wordprocessingShape" mc:Ignorable="w14 w15 w16se w16cid wp14">
   <w:endnote w:type="separator" w:id="-1">
     <w:p>
       <w:r>
@@ -1254,7 +1169,7 @@
 </file>
 
 <file path=word/footer1.xml><?xml version="1.0" encoding="utf-8"?>
-<w:ftr xmlns:wpc="http://schemas.microsoft.com/office/word/2010/wordprocessingCanvas" xmlns:mc="http://schemas.openxmlformats.org/markup-compatibility/2006" xmlns:o="urn:schemas-microsoft-com:office:office" xmlns:r="http://schemas.openxmlformats.org/officeDocument/2006/relationships" xmlns:m="http://schemas.openxmlformats.org/officeDocument/2006/math" xmlns:v="urn:schemas-microsoft-com:vml" xmlns:wp14="http://schemas.microsoft.com/office/word/2010/wordprocessingDrawing" xmlns:wp="http://schemas.openxmlformats.org/drawingml/2006/wordprocessingDrawing" xmlns:w10="urn:schemas-microsoft-com:office:word" xmlns:w="http://schemas.openxmlformats.org/wordprocessingml/2006/main" xmlns:w14="http://schemas.microsoft.com/office/word/2010/wordml" xmlns:w15="http://schemas.microsoft.com/office/word/2012/wordml" xmlns:wpg="http://schemas.microsoft.com/office/word/2010/wordprocessingGroup" xmlns:wpi="http://schemas.microsoft.com/office/word/2010/wordprocessingInk" xmlns:wne="http://schemas.microsoft.com/office/word/2006/wordml" xmlns:wps="http://schemas.microsoft.com/office/word/2010/wordprocessingShape" mc:Ignorable="w14 w15 wp14">
+<w:ftr xmlns:wpc="http://schemas.microsoft.com/office/word/2010/wordprocessingCanvas" xmlns:cx="http://schemas.microsoft.com/office/drawing/2014/chartex" xmlns:cx1="http://schemas.microsoft.com/office/drawing/2015/9/8/chartex" xmlns:cx2="http://schemas.microsoft.com/office/drawing/2015/10/21/chartex" xmlns:cx3="http://schemas.microsoft.com/office/drawing/2016/5/9/chartex" xmlns:cx4="http://schemas.microsoft.com/office/drawing/2016/5/10/chartex" xmlns:cx5="http://schemas.microsoft.com/office/drawing/2016/5/11/chartex" xmlns:cx6="http://schemas.microsoft.com/office/drawing/2016/5/12/chartex" xmlns:cx7="http://schemas.microsoft.com/office/drawing/2016/5/13/chartex" xmlns:cx8="http://schemas.microsoft.com/office/drawing/2016/5/14/chartex" xmlns:mc="http://schemas.openxmlformats.org/markup-compatibility/2006" xmlns:aink="http://schemas.microsoft.com/office/drawing/2016/ink" xmlns:am3d="http://schemas.microsoft.com/office/drawing/2017/model3d" xmlns:o="urn:schemas-microsoft-com:office:office" xmlns:r="http://schemas.openxmlformats.org/officeDocument/2006/relationships" xmlns:m="http://schemas.openxmlformats.org/officeDocument/2006/math" xmlns:v="urn:schemas-microsoft-com:vml" xmlns:wp14="http://schemas.microsoft.com/office/word/2010/wordprocessingDrawing" xmlns:wp="http://schemas.openxmlformats.org/drawingml/2006/wordprocessingDrawing" xmlns:w10="urn:schemas-microsoft-com:office:word" xmlns:w="http://schemas.openxmlformats.org/wordprocessingml/2006/main" xmlns:w14="http://schemas.microsoft.com/office/word/2010/wordml" xmlns:w15="http://schemas.microsoft.com/office/word/2012/wordml" xmlns:w16cid="http://schemas.microsoft.com/office/word/2016/wordml/cid" xmlns:w16se="http://schemas.microsoft.com/office/word/2015/wordml/symex" xmlns:wpg="http://schemas.microsoft.com/office/word/2010/wordprocessingGroup" xmlns:wpi="http://schemas.microsoft.com/office/word/2010/wordprocessingInk" xmlns:wne="http://schemas.microsoft.com/office/word/2006/wordml" xmlns:wps="http://schemas.microsoft.com/office/word/2010/wordprocessingShape" mc:Ignorable="w14 w15 w16se w16cid wp14">
   <w:p>
     <w:pPr>
       <w:pStyle w:val="Footer"/>
@@ -1307,7 +1222,7 @@
 </file>
 
 <file path=word/footnotes.xml><?xml version="1.0" encoding="utf-8"?>
-<w:footnotes xmlns:wpc="http://schemas.microsoft.com/office/word/2010/wordprocessingCanvas" xmlns:mc="http://schemas.openxmlformats.org/markup-compatibility/2006" xmlns:o="urn:schemas-microsoft-com:office:office" xmlns:r="http://schemas.openxmlformats.org/officeDocument/2006/relationships" xmlns:m="http://schemas.openxmlformats.org/officeDocument/2006/math" xmlns:v="urn:schemas-microsoft-com:vml" xmlns:wp14="http://schemas.microsoft.com/office/word/2010/wordprocessingDrawing" xmlns:wp="http://schemas.openxmlformats.org/drawingml/2006/wordprocessingDrawing" xmlns:w10="urn:schemas-microsoft-com:office:word" xmlns:w="http://schemas.openxmlformats.org/wordprocessingml/2006/main" xmlns:w14="http://schemas.microsoft.com/office/word/2010/wordml" xmlns:w15="http://schemas.microsoft.com/office/word/2012/wordml" xmlns:wpg="http://schemas.microsoft.com/office/word/2010/wordprocessingGroup" xmlns:wpi="http://schemas.microsoft.com/office/word/2010/wordprocessingInk" xmlns:wne="http://schemas.microsoft.com/office/word/2006/wordml" xmlns:wps="http://schemas.microsoft.com/office/word/2010/wordprocessingShape" mc:Ignorable="w14 w15 wp14">
+<w:footnotes xmlns:wpc="http://schemas.microsoft.com/office/word/2010/wordprocessingCanvas" xmlns:cx="http://schemas.microsoft.com/office/drawing/2014/chartex" xmlns:cx1="http://schemas.microsoft.com/office/drawing/2015/9/8/chartex" xmlns:cx2="http://schemas.microsoft.com/office/drawing/2015/10/21/chartex" xmlns:cx3="http://schemas.microsoft.com/office/drawing/2016/5/9/chartex" xmlns:cx4="http://schemas.microsoft.com/office/drawing/2016/5/10/chartex" xmlns:cx5="http://schemas.microsoft.com/office/drawing/2016/5/11/chartex" xmlns:cx6="http://schemas.microsoft.com/office/drawing/2016/5/12/chartex" xmlns:cx7="http://schemas.microsoft.com/office/drawing/2016/5/13/chartex" xmlns:cx8="http://schemas.microsoft.com/office/drawing/2016/5/14/chartex" xmlns:mc="http://schemas.openxmlformats.org/markup-compatibility/2006" xmlns:aink="http://schemas.microsoft.com/office/drawing/2016/ink" xmlns:am3d="http://schemas.microsoft.com/office/drawing/2017/model3d" xmlns:o="urn:schemas-microsoft-com:office:office" xmlns:r="http://schemas.openxmlformats.org/officeDocument/2006/relationships" xmlns:m="http://schemas.openxmlformats.org/officeDocument/2006/math" xmlns:v="urn:schemas-microsoft-com:vml" xmlns:wp14="http://schemas.microsoft.com/office/word/2010/wordprocessingDrawing" xmlns:wp="http://schemas.openxmlformats.org/drawingml/2006/wordprocessingDrawing" xmlns:w10="urn:schemas-microsoft-com:office:word" xmlns:w="http://schemas.openxmlformats.org/wordprocessingml/2006/main" xmlns:w14="http://schemas.microsoft.com/office/word/2010/wordml" xmlns:w15="http://schemas.microsoft.com/office/word/2012/wordml" xmlns:w16cid="http://schemas.microsoft.com/office/word/2016/wordml/cid" xmlns:w16se="http://schemas.microsoft.com/office/word/2015/wordml/symex" xmlns:wpg="http://schemas.microsoft.com/office/word/2010/wordprocessingGroup" xmlns:wpi="http://schemas.microsoft.com/office/word/2010/wordprocessingInk" xmlns:wne="http://schemas.microsoft.com/office/word/2006/wordml" xmlns:wps="http://schemas.microsoft.com/office/word/2010/wordprocessingShape" mc:Ignorable="w14 w15 w16se w16cid wp14">
   <w:footnote w:type="separator" w:id="-1">
     <w:p>
       <w:r>
@@ -1326,7 +1241,7 @@
 </file>
 
 <file path=word/header1.xml><?xml version="1.0" encoding="utf-8"?>
-<w:hdr xmlns:wpc="http://schemas.microsoft.com/office/word/2010/wordprocessingCanvas" xmlns:mc="http://schemas.openxmlformats.org/markup-compatibility/2006" xmlns:o="urn:schemas-microsoft-com:office:office" xmlns:r="http://schemas.openxmlformats.org/officeDocument/2006/relationships" xmlns:m="http://schemas.openxmlformats.org/officeDocument/2006/math" xmlns:v="urn:schemas-microsoft-com:vml" xmlns:wp14="http://schemas.microsoft.com/office/word/2010/wordprocessingDrawing" xmlns:wp="http://schemas.openxmlformats.org/drawingml/2006/wordprocessingDrawing" xmlns:w10="urn:schemas-microsoft-com:office:word" xmlns:w="http://schemas.openxmlformats.org/wordprocessingml/2006/main" xmlns:w14="http://schemas.microsoft.com/office/word/2010/wordml" xmlns:w15="http://schemas.microsoft.com/office/word/2012/wordml" xmlns:wpg="http://schemas.microsoft.com/office/word/2010/wordprocessingGroup" xmlns:wpi="http://schemas.microsoft.com/office/word/2010/wordprocessingInk" xmlns:wne="http://schemas.microsoft.com/office/word/2006/wordml" xmlns:wps="http://schemas.microsoft.com/office/word/2010/wordprocessingShape" mc:Ignorable="w14 w15 wp14">
+<w:hdr xmlns:wpc="http://schemas.microsoft.com/office/word/2010/wordprocessingCanvas" xmlns:cx="http://schemas.microsoft.com/office/drawing/2014/chartex" xmlns:cx1="http://schemas.microsoft.com/office/drawing/2015/9/8/chartex" xmlns:cx2="http://schemas.microsoft.com/office/drawing/2015/10/21/chartex" xmlns:cx3="http://schemas.microsoft.com/office/drawing/2016/5/9/chartex" xmlns:cx4="http://schemas.microsoft.com/office/drawing/2016/5/10/chartex" xmlns:cx5="http://schemas.microsoft.com/office/drawing/2016/5/11/chartex" xmlns:cx6="http://schemas.microsoft.com/office/drawing/2016/5/12/chartex" xmlns:cx7="http://schemas.microsoft.com/office/drawing/2016/5/13/chartex" xmlns:cx8="http://schemas.microsoft.com/office/drawing/2016/5/14/chartex" xmlns:mc="http://schemas.openxmlformats.org/markup-compatibility/2006" xmlns:aink="http://schemas.microsoft.com/office/drawing/2016/ink" xmlns:am3d="http://schemas.microsoft.com/office/drawing/2017/model3d" xmlns:o="urn:schemas-microsoft-com:office:office" xmlns:r="http://schemas.openxmlformats.org/officeDocument/2006/relationships" xmlns:m="http://schemas.openxmlformats.org/officeDocument/2006/math" xmlns:v="urn:schemas-microsoft-com:vml" xmlns:wp14="http://schemas.microsoft.com/office/word/2010/wordprocessingDrawing" xmlns:wp="http://schemas.openxmlformats.org/drawingml/2006/wordprocessingDrawing" xmlns:w10="urn:schemas-microsoft-com:office:word" xmlns:w="http://schemas.openxmlformats.org/wordprocessingml/2006/main" xmlns:w14="http://schemas.microsoft.com/office/word/2010/wordml" xmlns:w15="http://schemas.microsoft.com/office/word/2012/wordml" xmlns:w16cid="http://schemas.microsoft.com/office/word/2016/wordml/cid" xmlns:w16se="http://schemas.microsoft.com/office/word/2015/wordml/symex" xmlns:wpg="http://schemas.microsoft.com/office/word/2010/wordprocessingGroup" xmlns:wpi="http://schemas.microsoft.com/office/word/2010/wordprocessingInk" xmlns:wne="http://schemas.microsoft.com/office/word/2006/wordml" xmlns:wps="http://schemas.microsoft.com/office/word/2010/wordprocessingShape" mc:Ignorable="w14 w15 w16se w16cid wp14">
   <w:p>
     <w:pPr>
       <w:pStyle w:val="Header"/>
@@ -1425,8 +1340,154 @@
 </file>
 
 <file path=word/numbering.xml><?xml version="1.0" encoding="utf-8"?>
-<w:numbering xmlns:wpc="http://schemas.microsoft.com/office/word/2010/wordprocessingCanvas" xmlns:mc="http://schemas.openxmlformats.org/markup-compatibility/2006" xmlns:o="urn:schemas-microsoft-com:office:office" xmlns:r="http://schemas.openxmlformats.org/officeDocument/2006/relationships" xmlns:m="http://schemas.openxmlformats.org/officeDocument/2006/math" xmlns:v="urn:schemas-microsoft-com:vml" xmlns:wp14="http://schemas.microsoft.com/office/word/2010/wordprocessingDrawing" xmlns:wp="http://schemas.openxmlformats.org/drawingml/2006/wordprocessingDrawing" xmlns:w10="urn:schemas-microsoft-com:office:word" xmlns:w="http://schemas.openxmlformats.org/wordprocessingml/2006/main" xmlns:w14="http://schemas.microsoft.com/office/word/2010/wordml" xmlns:w15="http://schemas.microsoft.com/office/word/2012/wordml" xmlns:wpg="http://schemas.microsoft.com/office/word/2010/wordprocessingGroup" xmlns:wpi="http://schemas.microsoft.com/office/word/2010/wordprocessingInk" xmlns:wne="http://schemas.microsoft.com/office/word/2006/wordml" xmlns:wps="http://schemas.microsoft.com/office/word/2010/wordprocessingShape" mc:Ignorable="w14 w15 wp14">
-  <w:abstractNum w:abstractNumId="0">
+<w:numbering xmlns:wpc="http://schemas.microsoft.com/office/word/2010/wordprocessingCanvas" xmlns:cx="http://schemas.microsoft.com/office/drawing/2014/chartex" xmlns:cx1="http://schemas.microsoft.com/office/drawing/2015/9/8/chartex" xmlns:cx2="http://schemas.microsoft.com/office/drawing/2015/10/21/chartex" xmlns:cx3="http://schemas.microsoft.com/office/drawing/2016/5/9/chartex" xmlns:cx4="http://schemas.microsoft.com/office/drawing/2016/5/10/chartex" xmlns:cx5="http://schemas.microsoft.com/office/drawing/2016/5/11/chartex" xmlns:cx6="http://schemas.microsoft.com/office/drawing/2016/5/12/chartex" xmlns:cx7="http://schemas.microsoft.com/office/drawing/2016/5/13/chartex" xmlns:cx8="http://schemas.microsoft.com/office/drawing/2016/5/14/chartex" xmlns:mc="http://schemas.openxmlformats.org/markup-compatibility/2006" xmlns:aink="http://schemas.microsoft.com/office/drawing/2016/ink" xmlns:am3d="http://schemas.microsoft.com/office/drawing/2017/model3d" xmlns:o="urn:schemas-microsoft-com:office:office" xmlns:r="http://schemas.openxmlformats.org/officeDocument/2006/relationships" xmlns:m="http://schemas.openxmlformats.org/officeDocument/2006/math" xmlns:v="urn:schemas-microsoft-com:vml" xmlns:wp14="http://schemas.microsoft.com/office/word/2010/wordprocessingDrawing" xmlns:wp="http://schemas.openxmlformats.org/drawingml/2006/wordprocessingDrawing" xmlns:w10="urn:schemas-microsoft-com:office:word" xmlns:w="http://schemas.openxmlformats.org/wordprocessingml/2006/main" xmlns:w14="http://schemas.microsoft.com/office/word/2010/wordml" xmlns:w15="http://schemas.microsoft.com/office/word/2012/wordml" xmlns:w16cid="http://schemas.microsoft.com/office/word/2016/wordml/cid" xmlns:w16se="http://schemas.microsoft.com/office/word/2015/wordml/symex" xmlns:wpg="http://schemas.microsoft.com/office/word/2010/wordprocessingGroup" xmlns:wpi="http://schemas.microsoft.com/office/word/2010/wordprocessingInk" xmlns:wne="http://schemas.microsoft.com/office/word/2006/wordml" xmlns:wps="http://schemas.microsoft.com/office/word/2010/wordprocessingShape" mc:Ignorable="w14 w15 w16se w16cid wp14">
+  <w:numPicBullet w:numPicBulletId="0">
+    <w:pict>
+      <v:rect id="_x0000_i1028" style="width:0;height:1.5pt" o:hralign="center" o:bullet="t" o:hrstd="t" o:hr="t" fillcolor="#a0a0a0" stroked="f"/>
+    </w:pict>
+  </w:numPicBullet>
+  <w:abstractNum w:abstractNumId="0" w15:restartNumberingAfterBreak="0">
+    <w:nsid w:val="141C3239"/>
+    <w:multiLevelType w:val="hybridMultilevel"/>
+    <w:tmpl w:val="C9461F54"/>
+    <w:lvl w:ilvl="0" w:tplc="513CF674">
+      <w:start w:val="1"/>
+      <w:numFmt w:val="bullet"/>
+      <w:lvlText w:val=""/>
+      <w:lvlPicBulletId w:val="0"/>
+      <w:lvlJc w:val="left"/>
+      <w:pPr>
+        <w:tabs>
+          <w:tab w:val="num" w:pos="720"/>
+        </w:tabs>
+        <w:ind w:left="720" w:hanging="360"/>
+      </w:pPr>
+      <w:rPr>
+        <w:rFonts w:ascii="Symbol" w:hAnsi="Symbol" w:hint="default"/>
+      </w:rPr>
+    </w:lvl>
+    <w:lvl w:ilvl="1" w:tplc="8098F072" w:tentative="1">
+      <w:start w:val="1"/>
+      <w:numFmt w:val="bullet"/>
+      <w:lvlText w:val=""/>
+      <w:lvlJc w:val="left"/>
+      <w:pPr>
+        <w:tabs>
+          <w:tab w:val="num" w:pos="1440"/>
+        </w:tabs>
+        <w:ind w:left="1440" w:hanging="360"/>
+      </w:pPr>
+      <w:rPr>
+        <w:rFonts w:ascii="Symbol" w:hAnsi="Symbol" w:hint="default"/>
+      </w:rPr>
+    </w:lvl>
+    <w:lvl w:ilvl="2" w:tplc="0B26EFB4" w:tentative="1">
+      <w:start w:val="1"/>
+      <w:numFmt w:val="bullet"/>
+      <w:lvlText w:val=""/>
+      <w:lvlJc w:val="left"/>
+      <w:pPr>
+        <w:tabs>
+          <w:tab w:val="num" w:pos="2160"/>
+        </w:tabs>
+        <w:ind w:left="2160" w:hanging="360"/>
+      </w:pPr>
+      <w:rPr>
+        <w:rFonts w:ascii="Symbol" w:hAnsi="Symbol" w:hint="default"/>
+      </w:rPr>
+    </w:lvl>
+    <w:lvl w:ilvl="3" w:tplc="7E82B8B6" w:tentative="1">
+      <w:start w:val="1"/>
+      <w:numFmt w:val="bullet"/>
+      <w:lvlText w:val=""/>
+      <w:lvlJc w:val="left"/>
+      <w:pPr>
+        <w:tabs>
+          <w:tab w:val="num" w:pos="2880"/>
+        </w:tabs>
+        <w:ind w:left="2880" w:hanging="360"/>
+      </w:pPr>
+      <w:rPr>
+        <w:rFonts w:ascii="Symbol" w:hAnsi="Symbol" w:hint="default"/>
+      </w:rPr>
+    </w:lvl>
+    <w:lvl w:ilvl="4" w:tplc="92F684C4" w:tentative="1">
+      <w:start w:val="1"/>
+      <w:numFmt w:val="bullet"/>
+      <w:lvlText w:val=""/>
+      <w:lvlJc w:val="left"/>
+      <w:pPr>
+        <w:tabs>
+          <w:tab w:val="num" w:pos="3600"/>
+        </w:tabs>
+        <w:ind w:left="3600" w:hanging="360"/>
+      </w:pPr>
+      <w:rPr>
+        <w:rFonts w:ascii="Symbol" w:hAnsi="Symbol" w:hint="default"/>
+      </w:rPr>
+    </w:lvl>
+    <w:lvl w:ilvl="5" w:tplc="F8349FDA" w:tentative="1">
+      <w:start w:val="1"/>
+      <w:numFmt w:val="bullet"/>
+      <w:lvlText w:val=""/>
+      <w:lvlJc w:val="left"/>
+      <w:pPr>
+        <w:tabs>
+          <w:tab w:val="num" w:pos="4320"/>
+        </w:tabs>
+        <w:ind w:left="4320" w:hanging="360"/>
+      </w:pPr>
+      <w:rPr>
+        <w:rFonts w:ascii="Symbol" w:hAnsi="Symbol" w:hint="default"/>
+      </w:rPr>
+    </w:lvl>
+    <w:lvl w:ilvl="6" w:tplc="13946F96" w:tentative="1">
+      <w:start w:val="1"/>
+      <w:numFmt w:val="bullet"/>
+      <w:lvlText w:val=""/>
+      <w:lvlJc w:val="left"/>
+      <w:pPr>
+        <w:tabs>
+          <w:tab w:val="num" w:pos="5040"/>
+        </w:tabs>
+        <w:ind w:left="5040" w:hanging="360"/>
+      </w:pPr>
+      <w:rPr>
+        <w:rFonts w:ascii="Symbol" w:hAnsi="Symbol" w:hint="default"/>
+      </w:rPr>
+    </w:lvl>
+    <w:lvl w:ilvl="7" w:tplc="3A066E5E" w:tentative="1">
+      <w:start w:val="1"/>
+      <w:numFmt w:val="bullet"/>
+      <w:lvlText w:val=""/>
+      <w:lvlJc w:val="left"/>
+      <w:pPr>
+        <w:tabs>
+          <w:tab w:val="num" w:pos="5760"/>
+        </w:tabs>
+        <w:ind w:left="5760" w:hanging="360"/>
+      </w:pPr>
+      <w:rPr>
+        <w:rFonts w:ascii="Symbol" w:hAnsi="Symbol" w:hint="default"/>
+      </w:rPr>
+    </w:lvl>
+    <w:lvl w:ilvl="8" w:tplc="88326EB6" w:tentative="1">
+      <w:start w:val="1"/>
+      <w:numFmt w:val="bullet"/>
+      <w:lvlText w:val=""/>
+      <w:lvlJc w:val="left"/>
+      <w:pPr>
+        <w:tabs>
+          <w:tab w:val="num" w:pos="6480"/>
+        </w:tabs>
+        <w:ind w:left="6480" w:hanging="360"/>
+      </w:pPr>
+      <w:rPr>
+        <w:rFonts w:ascii="Symbol" w:hAnsi="Symbol" w:hint="default"/>
+      </w:rPr>
+    </w:lvl>
+  </w:abstractNum>
+  <w:abstractNum w:abstractNumId="1" w15:restartNumberingAfterBreak="0">
     <w:nsid w:val="145C3F7A"/>
     <w:multiLevelType w:val="hybridMultilevel"/>
     <w:tmpl w:val="F3FE02A6"/>
@@ -1539,7 +1600,7 @@
       </w:rPr>
     </w:lvl>
   </w:abstractNum>
-  <w:abstractNum w:abstractNumId="1">
+  <w:abstractNum w:abstractNumId="2" w15:restartNumberingAfterBreak="0">
     <w:nsid w:val="2AF83472"/>
     <w:multiLevelType w:val="hybridMultilevel"/>
     <w:tmpl w:val="8FCE6C1E"/>
@@ -1653,7 +1714,120 @@
       </w:rPr>
     </w:lvl>
   </w:abstractNum>
-  <w:abstractNum w:abstractNumId="2">
+  <w:abstractNum w:abstractNumId="3" w15:restartNumberingAfterBreak="0">
+    <w:nsid w:val="2B3D0F99"/>
+    <w:multiLevelType w:val="hybridMultilevel"/>
+    <w:tmpl w:val="2168EC62"/>
+    <w:lvl w:ilvl="0" w:tplc="40090001">
+      <w:start w:val="1"/>
+      <w:numFmt w:val="bullet"/>
+      <w:lvlText w:val=""/>
+      <w:lvlJc w:val="left"/>
+      <w:pPr>
+        <w:ind w:left="720" w:hanging="360"/>
+      </w:pPr>
+      <w:rPr>
+        <w:rFonts w:ascii="Symbol" w:hAnsi="Symbol" w:hint="default"/>
+      </w:rPr>
+    </w:lvl>
+    <w:lvl w:ilvl="1" w:tplc="40090003" w:tentative="1">
+      <w:start w:val="1"/>
+      <w:numFmt w:val="bullet"/>
+      <w:lvlText w:val="o"/>
+      <w:lvlJc w:val="left"/>
+      <w:pPr>
+        <w:ind w:left="1440" w:hanging="360"/>
+      </w:pPr>
+      <w:rPr>
+        <w:rFonts w:ascii="Courier New" w:hAnsi="Courier New" w:cs="Courier New" w:hint="default"/>
+      </w:rPr>
+    </w:lvl>
+    <w:lvl w:ilvl="2" w:tplc="40090005" w:tentative="1">
+      <w:start w:val="1"/>
+      <w:numFmt w:val="bullet"/>
+      <w:lvlText w:val=""/>
+      <w:lvlJc w:val="left"/>
+      <w:pPr>
+        <w:ind w:left="2160" w:hanging="360"/>
+      </w:pPr>
+      <w:rPr>
+        <w:rFonts w:ascii="Wingdings" w:hAnsi="Wingdings" w:hint="default"/>
+      </w:rPr>
+    </w:lvl>
+    <w:lvl w:ilvl="3" w:tplc="40090001" w:tentative="1">
+      <w:start w:val="1"/>
+      <w:numFmt w:val="bullet"/>
+      <w:lvlText w:val=""/>
+      <w:lvlJc w:val="left"/>
+      <w:pPr>
+        <w:ind w:left="2880" w:hanging="360"/>
+      </w:pPr>
+      <w:rPr>
+        <w:rFonts w:ascii="Symbol" w:hAnsi="Symbol" w:hint="default"/>
+      </w:rPr>
+    </w:lvl>
+    <w:lvl w:ilvl="4" w:tplc="40090003" w:tentative="1">
+      <w:start w:val="1"/>
+      <w:numFmt w:val="bullet"/>
+      <w:lvlText w:val="o"/>
+      <w:lvlJc w:val="left"/>
+      <w:pPr>
+        <w:ind w:left="3600" w:hanging="360"/>
+      </w:pPr>
+      <w:rPr>
+        <w:rFonts w:ascii="Courier New" w:hAnsi="Courier New" w:cs="Courier New" w:hint="default"/>
+      </w:rPr>
+    </w:lvl>
+    <w:lvl w:ilvl="5" w:tplc="40090005" w:tentative="1">
+      <w:start w:val="1"/>
+      <w:numFmt w:val="bullet"/>
+      <w:lvlText w:val=""/>
+      <w:lvlJc w:val="left"/>
+      <w:pPr>
+        <w:ind w:left="4320" w:hanging="360"/>
+      </w:pPr>
+      <w:rPr>
+        <w:rFonts w:ascii="Wingdings" w:hAnsi="Wingdings" w:hint="default"/>
+      </w:rPr>
+    </w:lvl>
+    <w:lvl w:ilvl="6" w:tplc="40090001" w:tentative="1">
+      <w:start w:val="1"/>
+      <w:numFmt w:val="bullet"/>
+      <w:lvlText w:val=""/>
+      <w:lvlJc w:val="left"/>
+      <w:pPr>
+        <w:ind w:left="5040" w:hanging="360"/>
+      </w:pPr>
+      <w:rPr>
+        <w:rFonts w:ascii="Symbol" w:hAnsi="Symbol" w:hint="default"/>
+      </w:rPr>
+    </w:lvl>
+    <w:lvl w:ilvl="7" w:tplc="40090003" w:tentative="1">
+      <w:start w:val="1"/>
+      <w:numFmt w:val="bullet"/>
+      <w:lvlText w:val="o"/>
+      <w:lvlJc w:val="left"/>
+      <w:pPr>
+        <w:ind w:left="5760" w:hanging="360"/>
+      </w:pPr>
+      <w:rPr>
+        <w:rFonts w:ascii="Courier New" w:hAnsi="Courier New" w:cs="Courier New" w:hint="default"/>
+      </w:rPr>
+    </w:lvl>
+    <w:lvl w:ilvl="8" w:tplc="40090005" w:tentative="1">
+      <w:start w:val="1"/>
+      <w:numFmt w:val="bullet"/>
+      <w:lvlText w:val=""/>
+      <w:lvlJc w:val="left"/>
+      <w:pPr>
+        <w:ind w:left="6480" w:hanging="360"/>
+      </w:pPr>
+      <w:rPr>
+        <w:rFonts w:ascii="Wingdings" w:hAnsi="Wingdings" w:hint="default"/>
+      </w:rPr>
+    </w:lvl>
+  </w:abstractNum>
+  <w:abstractNum w:abstractNumId="4" w15:restartNumberingAfterBreak="0">
     <w:nsid w:val="325A6AE6"/>
     <w:multiLevelType w:val="hybridMultilevel"/>
     <w:tmpl w:val="9328DE48"/>
@@ -1766,7 +1940,7 @@
       </w:rPr>
     </w:lvl>
   </w:abstractNum>
-  <w:abstractNum w:abstractNumId="3">
+  <w:abstractNum w:abstractNumId="5" w15:restartNumberingAfterBreak="0">
     <w:nsid w:val="3E114331"/>
     <w:multiLevelType w:val="hybridMultilevel"/>
     <w:tmpl w:val="03949D58"/>
@@ -1880,22 +2054,28 @@
     </w:lvl>
   </w:abstractNum>
   <w:num w:numId="1">
+    <w:abstractNumId w:val="2"/>
+  </w:num>
+  <w:num w:numId="2">
+    <w:abstractNumId w:val="4"/>
+  </w:num>
+  <w:num w:numId="3">
     <w:abstractNumId w:val="1"/>
   </w:num>
-  <w:num w:numId="2">
-    <w:abstractNumId w:val="2"/>
+  <w:num w:numId="4">
+    <w:abstractNumId w:val="5"/>
   </w:num>
-  <w:num w:numId="3">
+  <w:num w:numId="5">
+    <w:abstractNumId w:val="3"/>
+  </w:num>
+  <w:num w:numId="6">
     <w:abstractNumId w:val="0"/>
-  </w:num>
-  <w:num w:numId="4">
-    <w:abstractNumId w:val="3"/>
   </w:num>
 </w:numbering>
 </file>
 
 <file path=word/styles.xml><?xml version="1.0" encoding="utf-8"?>
-<w:styles xmlns:mc="http://schemas.openxmlformats.org/markup-compatibility/2006" xmlns:r="http://schemas.openxmlformats.org/officeDocument/2006/relationships" xmlns:w="http://schemas.openxmlformats.org/wordprocessingml/2006/main" xmlns:w14="http://schemas.microsoft.com/office/word/2010/wordml" xmlns:w15="http://schemas.microsoft.com/office/word/2012/wordml" mc:Ignorable="w14 w15">
+<w:styles xmlns:mc="http://schemas.openxmlformats.org/markup-compatibility/2006" xmlns:r="http://schemas.openxmlformats.org/officeDocument/2006/relationships" xmlns:w="http://schemas.openxmlformats.org/wordprocessingml/2006/main" xmlns:w14="http://schemas.microsoft.com/office/word/2010/wordml" xmlns:w15="http://schemas.microsoft.com/office/word/2012/wordml" xmlns:w16cid="http://schemas.microsoft.com/office/word/2016/wordml/cid" xmlns:w16se="http://schemas.microsoft.com/office/word/2015/wordml/symex" mc:Ignorable="w14 w15 w16se w16cid">
   <w:docDefaults>
     <w:rPrDefault>
       <w:rPr>
@@ -1913,7 +2093,7 @@
       </w:pPr>
     </w:pPrDefault>
   </w:docDefaults>
-  <w:latentStyles w:defLockedState="0" w:defUIPriority="99" w:defSemiHidden="0" w:defUnhideWhenUsed="0" w:defQFormat="0" w:count="371">
+  <w:latentStyles w:defLockedState="0" w:defUIPriority="99" w:defSemiHidden="0" w:defUnhideWhenUsed="0" w:defQFormat="0" w:count="375">
     <w:lsdException w:name="Normal" w:uiPriority="0" w:qFormat="1"/>
     <w:lsdException w:name="heading 1" w:uiPriority="9" w:qFormat="1"/>
     <w:lsdException w:name="heading 2" w:semiHidden="1" w:uiPriority="9" w:unhideWhenUsed="1" w:qFormat="1"/>
@@ -2019,7 +2199,6 @@
     <w:lsdException w:name="HTML Sample" w:semiHidden="1" w:unhideWhenUsed="1"/>
     <w:lsdException w:name="HTML Typewriter" w:semiHidden="1" w:unhideWhenUsed="1"/>
     <w:lsdException w:name="HTML Variable" w:semiHidden="1" w:unhideWhenUsed="1"/>
-    <w:lsdException w:name="Normal Table" w:semiHidden="1" w:unhideWhenUsed="1"/>
     <w:lsdException w:name="annotation subject" w:semiHidden="1" w:unhideWhenUsed="1"/>
     <w:lsdException w:name="No List" w:semiHidden="1" w:unhideWhenUsed="1"/>
     <w:lsdException w:name="Outline List 1" w:semiHidden="1" w:unhideWhenUsed="1"/>
@@ -2063,10 +2242,8 @@
     <w:lsdException w:name="Table Elegant" w:semiHidden="1" w:unhideWhenUsed="1"/>
     <w:lsdException w:name="Table Professional" w:semiHidden="1" w:unhideWhenUsed="1"/>
     <w:lsdException w:name="Table Subtle 1" w:semiHidden="1" w:unhideWhenUsed="1"/>
-    <w:lsdException w:name="Table Subtle 2" w:semiHidden="1" w:unhideWhenUsed="1"/>
     <w:lsdException w:name="Table Web 1" w:semiHidden="1" w:unhideWhenUsed="1"/>
     <w:lsdException w:name="Table Web 2" w:semiHidden="1" w:unhideWhenUsed="1"/>
-    <w:lsdException w:name="Table Web 3" w:semiHidden="1" w:unhideWhenUsed="1"/>
     <w:lsdException w:name="Balloon Text" w:semiHidden="1" w:unhideWhenUsed="1"/>
     <w:lsdException w:name="Table Grid" w:uiPriority="39"/>
     <w:lsdException w:name="Table Theme" w:semiHidden="1" w:unhideWhenUsed="1"/>
@@ -2285,6 +2462,10 @@
     <w:lsdException w:name="List Table 5 Dark Accent 6" w:uiPriority="50"/>
     <w:lsdException w:name="List Table 6 Colorful Accent 6" w:uiPriority="51"/>
     <w:lsdException w:name="List Table 7 Colorful Accent 6" w:uiPriority="52"/>
+    <w:lsdException w:name="Mention" w:semiHidden="1" w:unhideWhenUsed="1"/>
+    <w:lsdException w:name="Smart Hyperlink" w:semiHidden="1" w:unhideWhenUsed="1"/>
+    <w:lsdException w:name="Hashtag" w:semiHidden="1" w:unhideWhenUsed="1"/>
+    <w:lsdException w:name="Unresolved Mention" w:semiHidden="1" w:unhideWhenUsed="1"/>
   </w:latentStyles>
   <w:style w:type="paragraph" w:default="1" w:styleId="Normal">
     <w:name w:val="Normal"/>
@@ -2504,7 +2685,6 @@
     <w:uiPriority w:val="39"/>
     <w:rsid w:val="00BF0D1F"/>
     <w:tblPr>
-      <w:tblInd w:w="0" w:type="dxa"/>
       <w:tblBorders>
         <w:top w:val="single" w:sz="4" w:space="0" w:color="auto"/>
         <w:left w:val="single" w:sz="4" w:space="0" w:color="auto"/>
@@ -2513,12 +2693,6 @@
         <w:insideH w:val="single" w:sz="4" w:space="0" w:color="auto"/>
         <w:insideV w:val="single" w:sz="4" w:space="0" w:color="auto"/>
       </w:tblBorders>
-      <w:tblCellMar>
-        <w:top w:w="0" w:type="dxa"/>
-        <w:left w:w="108" w:type="dxa"/>
-        <w:bottom w:w="0" w:type="dxa"/>
-        <w:right w:w="108" w:type="dxa"/>
-      </w:tblCellMar>
     </w:tblPr>
   </w:style>
   <w:style w:type="character" w:styleId="PlaceholderText">
